--- a/templates/renteoverzicht.docx
+++ b/templates/renteoverzicht.docx
@@ -1453,10 +1453,49 @@
         <w:rPr>
           <w:rFonts w:ascii="Calibri" w:hAnsi="Calibri"/>
           <w:b w:val="0"/>
+          <w:sz w:val="22"/>
+        </w:rPr>
+      </w:r>
+    </w:p>
+    <w:p>
+      <w:pPr>
+        <w:spacing w:after="80"/>
+      </w:pPr>
+      <w:r>
+        <w:rPr>
+          <w:rFonts w:ascii="Calibri" w:hAnsi="Calibri"/>
+          <w:b/>
+          <w:sz w:val="18"/>
+        </w:rPr>
+        <w:t>Mevr. mr. L. Kesting</w:t>
+      </w:r>
+    </w:p>
+    <w:p>
+      <w:pPr>
+        <w:spacing w:after="80"/>
+      </w:pPr>
+      <w:r>
+        <w:rPr>
+          <w:rFonts w:ascii="Calibri" w:hAnsi="Calibri"/>
+          <w:b w:val="0"/>
           <w:color w:val="888888"/>
           <w:sz w:val="18"/>
         </w:rPr>
-        <w:t>Berekening gegenereerd door Luxis op {{ vandaag }} | Zaaknummer: {{ zaak.zaaknummer }}</w:t>
+        <w:t>Kesting Legal | IJsbaanpad 9 | 1076 CV Amsterdam</w:t>
+      </w:r>
+    </w:p>
+    <w:p>
+      <w:pPr>
+        <w:spacing w:after="80"/>
+      </w:pPr>
+      <w:r>
+        <w:rPr>
+          <w:rFonts w:ascii="Calibri" w:hAnsi="Calibri"/>
+          <w:b w:val="0"/>
+          <w:color w:val="888888"/>
+          <w:sz w:val="18"/>
+        </w:rPr>
+        <w:t>Berekening gegenereerd op {{ vandaag }} | Zaaknummer: {{ zaak.zaaknummer }}</w:t>
       </w:r>
     </w:p>
     <w:sectPr>

--- a/templates/renteoverzicht.docx
+++ b/templates/renteoverzicht.docx
@@ -1481,7 +1481,7 @@
           <w:color w:val="888888"/>
           <w:sz w:val="18"/>
         </w:rPr>
-        <w:t>Kesting Legal | IJsbaanpad 9 | 1076 CV Amsterdam</w:t>
+        <w:t>{{ kantoor.naam }} | {{ kantoor.adres }} | {{ kantoor.postcode_stad }}</w:t>
       </w:r>
     </w:p>
     <w:p>

--- a/templates/renteoverzicht.docx
+++ b/templates/renteoverzicht.docx
@@ -25437,7 +25437,7 @@
         <a:font script="Geor" typeface="Sylfaen"/>
       </a:majorFont>
       <a:minorFont>
-        <a:latin typeface="Cambria"/>
+        <a:latin typeface="Calibri"/>
         <a:ea typeface=""/>
         <a:cs typeface=""/>
         <a:font script="Jpan" typeface="ＭＳ 明朝"/>
